--- a/Frågor.docx
+++ b/Frågor.docx
@@ -4,11 +4,6 @@
   <w:body>
     <w:p>
       <w:pPr>
-        <w:ind w:left="720" w:hanging="360"/>
-      </w:pPr>
-    </w:p>
-    <w:p>
-      <w:pPr>
         <w:pStyle w:val="Titel"/>
         <w:rPr>
           <w:rFonts w:hint="eastAsia"/>
@@ -17,21 +12,25 @@
       <w:r>
         <w:t xml:space="preserve">BI25M </w:t>
       </w:r>
+      <w:proofErr w:type="spellStart"/>
       <w:r>
         <w:t>Ma</w:t>
       </w:r>
       <w:r>
         <w:t>chine</w:t>
       </w:r>
+      <w:proofErr w:type="spellEnd"/>
       <w:r>
         <w:t xml:space="preserve"> </w:t>
       </w:r>
+      <w:proofErr w:type="spellStart"/>
       <w:r>
         <w:t>lea</w:t>
       </w:r>
       <w:r>
         <w:t>rning</w:t>
       </w:r>
+      <w:proofErr w:type="spellEnd"/>
     </w:p>
     <w:p>
       <w:pPr>
@@ -139,7 +138,39 @@
           <w:i/>
           <w:iCs/>
         </w:rPr>
-        <w:t>All data i Python representeras av objekt. I Python består varje objekt av tre</w:t>
+        <w:t xml:space="preserve">All data i </w:t>
+      </w:r>
+      <w:proofErr w:type="spellStart"/>
+      <w:r>
+        <w:rPr>
+          <w:i/>
+          <w:iCs/>
+        </w:rPr>
+        <w:t>Python</w:t>
+      </w:r>
+      <w:proofErr w:type="spellEnd"/>
+      <w:r>
+        <w:rPr>
+          <w:i/>
+          <w:iCs/>
+        </w:rPr>
+        <w:t xml:space="preserve"> representeras av objekt. I </w:t>
+      </w:r>
+      <w:proofErr w:type="spellStart"/>
+      <w:r>
+        <w:rPr>
+          <w:i/>
+          <w:iCs/>
+        </w:rPr>
+        <w:t>Python</w:t>
+      </w:r>
+      <w:proofErr w:type="spellEnd"/>
+      <w:r>
+        <w:rPr>
+          <w:i/>
+          <w:iCs/>
+        </w:rPr>
+        <w:t xml:space="preserve"> består varje objekt av tre</w:t>
       </w:r>
     </w:p>
     <w:p>
@@ -166,6 +197,7 @@
           <w:numId w:val="6"/>
         </w:numPr>
       </w:pPr>
+      <w:proofErr w:type="spellStart"/>
       <w:r>
         <w:rPr>
           <w:b/>
@@ -180,6 +212,7 @@
         </w:rPr>
         <w:t>dentity</w:t>
       </w:r>
+      <w:proofErr w:type="spellEnd"/>
       <w:r>
         <w:t xml:space="preserve"> = </w:t>
       </w:r>
@@ -199,7 +232,23 @@
         <w:t>, det är unikt för varje ob</w:t>
       </w:r>
       <w:r>
-        <w:t>jekt och har ett eget id-nr som kan kan hitta med id().</w:t>
+        <w:t xml:space="preserve">jekt och har ett eget id-nr som kan </w:t>
+      </w:r>
+      <w:proofErr w:type="spellStart"/>
+      <w:r>
+        <w:t>kan</w:t>
+      </w:r>
+      <w:proofErr w:type="spellEnd"/>
+      <w:r>
+        <w:t xml:space="preserve"> hitta med </w:t>
+      </w:r>
+      <w:proofErr w:type="gramStart"/>
+      <w:r>
+        <w:t>id(</w:t>
+      </w:r>
+      <w:proofErr w:type="gramEnd"/>
+      <w:r>
+        <w:t>).</w:t>
       </w:r>
     </w:p>
     <w:p>
@@ -210,6 +259,7 @@
           <w:numId w:val="6"/>
         </w:numPr>
       </w:pPr>
+      <w:proofErr w:type="spellStart"/>
       <w:r>
         <w:rPr>
           <w:b/>
@@ -224,20 +274,45 @@
         </w:rPr>
         <w:t>ype</w:t>
       </w:r>
+      <w:proofErr w:type="spellEnd"/>
       <w:r>
         <w:t xml:space="preserve"> = </w:t>
       </w:r>
       <w:r>
-        <w:t xml:space="preserve">Beskriver vilken datatyp </w:t>
+        <w:t xml:space="preserve">Beskriver vilken </w:t>
+      </w:r>
+      <w:proofErr w:type="spellStart"/>
+      <w:r>
+        <w:t>datatyp</w:t>
+      </w:r>
+      <w:proofErr w:type="spellEnd"/>
+      <w:r>
+        <w:t xml:space="preserve"> </w:t>
       </w:r>
       <w:r>
         <w:t xml:space="preserve">objektet </w:t>
       </w:r>
       <w:r>
-        <w:t>har, (i</w:t>
-      </w:r>
-      <w:r>
-        <w:t>nt, str, list osv.)</w:t>
+        <w:t>har, (</w:t>
+      </w:r>
+      <w:proofErr w:type="spellStart"/>
+      <w:r>
+        <w:t>i</w:t>
+      </w:r>
+      <w:r>
+        <w:t>nt</w:t>
+      </w:r>
+      <w:proofErr w:type="spellEnd"/>
+      <w:r>
+        <w:t xml:space="preserve">, </w:t>
+      </w:r>
+      <w:proofErr w:type="spellStart"/>
+      <w:r>
+        <w:t>str</w:t>
+      </w:r>
+      <w:proofErr w:type="spellEnd"/>
+      <w:r>
+        <w:t>, list osv.)</w:t>
       </w:r>
       <w:r>
         <w:t xml:space="preserve">. </w:t>
@@ -260,8 +335,13 @@
       <w:r>
         <w:t xml:space="preserve"> </w:t>
       </w:r>
-      <w:r>
-        <w:t>Python tolkar</w:t>
+      <w:proofErr w:type="spellStart"/>
+      <w:r>
+        <w:t>Python</w:t>
+      </w:r>
+      <w:proofErr w:type="spellEnd"/>
+      <w:r>
+        <w:t xml:space="preserve"> tolkar</w:t>
       </w:r>
       <w:r>
         <w:t>/bestämmer</w:t>
@@ -287,6 +367,7 @@
           <w:numId w:val="6"/>
         </w:numPr>
       </w:pPr>
+      <w:proofErr w:type="spellStart"/>
       <w:r>
         <w:rPr>
           <w:b/>
@@ -301,6 +382,7 @@
         </w:rPr>
         <w:t>alue</w:t>
       </w:r>
+      <w:proofErr w:type="spellEnd"/>
       <w:r>
         <w:rPr>
           <w:b/>
@@ -318,10 +400,26 @@
         <w:t>innehållet i objektet</w:t>
       </w:r>
       <w:r>
-        <w:t xml:space="preserve">. Det kan vara tal om det är int, text </w:t>
-      </w:r>
-      <w:r>
-        <w:t>om det är str, [1,2,3] om det är en list, osv, osv.</w:t>
+        <w:t xml:space="preserve">. Det kan vara tal om det är </w:t>
+      </w:r>
+      <w:proofErr w:type="spellStart"/>
+      <w:r>
+        <w:t>int</w:t>
+      </w:r>
+      <w:proofErr w:type="spellEnd"/>
+      <w:r>
+        <w:t xml:space="preserve">, text </w:t>
+      </w:r>
+      <w:r>
+        <w:t xml:space="preserve">om det är </w:t>
+      </w:r>
+      <w:proofErr w:type="spellStart"/>
+      <w:r>
+        <w:t>str</w:t>
+      </w:r>
+      <w:proofErr w:type="spellEnd"/>
+      <w:r>
+        <w:t>, [1,2,3] om det är en list, osv, osv.</w:t>
       </w:r>
     </w:p>
     <w:p>
@@ -346,7 +444,55 @@
           <w:i/>
           <w:iCs/>
         </w:rPr>
-        <w:t>Förklara skillnaden mellan mutabla och immutabla objekt i Python och ge</w:t>
+        <w:t xml:space="preserve">Förklara skillnaden mellan </w:t>
+      </w:r>
+      <w:proofErr w:type="spellStart"/>
+      <w:r>
+        <w:rPr>
+          <w:i/>
+          <w:iCs/>
+        </w:rPr>
+        <w:t>mutabla</w:t>
+      </w:r>
+      <w:proofErr w:type="spellEnd"/>
+      <w:r>
+        <w:rPr>
+          <w:i/>
+          <w:iCs/>
+        </w:rPr>
+        <w:t xml:space="preserve"> och </w:t>
+      </w:r>
+      <w:proofErr w:type="spellStart"/>
+      <w:r>
+        <w:rPr>
+          <w:i/>
+          <w:iCs/>
+        </w:rPr>
+        <w:t>immutabla</w:t>
+      </w:r>
+      <w:proofErr w:type="spellEnd"/>
+      <w:r>
+        <w:rPr>
+          <w:i/>
+          <w:iCs/>
+        </w:rPr>
+        <w:t xml:space="preserve"> objekt i </w:t>
+      </w:r>
+      <w:proofErr w:type="spellStart"/>
+      <w:r>
+        <w:rPr>
+          <w:i/>
+          <w:iCs/>
+        </w:rPr>
+        <w:t>Python</w:t>
+      </w:r>
+      <w:proofErr w:type="spellEnd"/>
+      <w:r>
+        <w:rPr>
+          <w:i/>
+          <w:iCs/>
+        </w:rPr>
+        <w:t xml:space="preserve"> och ge</w:t>
       </w:r>
     </w:p>
     <w:p>
@@ -373,12 +519,21 @@
         </w:numPr>
         <w:spacing w:after="0"/>
       </w:pPr>
+      <w:proofErr w:type="spellStart"/>
       <w:r>
         <w:rPr>
           <w:b/>
           <w:bCs/>
         </w:rPr>
-        <w:t xml:space="preserve">Immutabla </w:t>
+        <w:t>Immutabla</w:t>
+      </w:r>
+      <w:proofErr w:type="spellEnd"/>
+      <w:r>
+        <w:rPr>
+          <w:b/>
+          <w:bCs/>
+        </w:rPr>
+        <w:t xml:space="preserve"> </w:t>
       </w:r>
       <w:r>
         <w:t>= oföränderliga</w:t>
@@ -413,14 +568,40 @@
       <w:r>
         <w:t xml:space="preserve"> </w:t>
       </w:r>
+      <w:proofErr w:type="spellStart"/>
       <w:r>
         <w:t>tuple</w:t>
       </w:r>
-      <w:r>
-        <w:t xml:space="preserve">, frozenset (även str </w:t>
-      </w:r>
-      <w:r>
-        <w:t>är egentligen ett immutable objekt)</w:t>
+      <w:proofErr w:type="spellEnd"/>
+      <w:r>
+        <w:t xml:space="preserve">, </w:t>
+      </w:r>
+      <w:proofErr w:type="spellStart"/>
+      <w:r>
+        <w:t>frozenset</w:t>
+      </w:r>
+      <w:proofErr w:type="spellEnd"/>
+      <w:r>
+        <w:t xml:space="preserve"> (även </w:t>
+      </w:r>
+      <w:proofErr w:type="spellStart"/>
+      <w:r>
+        <w:t>str</w:t>
+      </w:r>
+      <w:proofErr w:type="spellEnd"/>
+      <w:r>
+        <w:t xml:space="preserve"> </w:t>
+      </w:r>
+      <w:r>
+        <w:t xml:space="preserve">är egentligen ett </w:t>
+      </w:r>
+      <w:proofErr w:type="spellStart"/>
+      <w:r>
+        <w:t>immutable</w:t>
+      </w:r>
+      <w:proofErr w:type="spellEnd"/>
+      <w:r>
+        <w:t xml:space="preserve"> objekt)</w:t>
       </w:r>
     </w:p>
     <w:p>
@@ -450,6 +631,7 @@
         </w:numPr>
         <w:spacing w:after="0"/>
       </w:pPr>
+      <w:proofErr w:type="spellStart"/>
       <w:r>
         <w:rPr>
           <w:b/>
@@ -457,6 +639,7 @@
         </w:rPr>
         <w:t>Mutabla</w:t>
       </w:r>
+      <w:proofErr w:type="spellEnd"/>
       <w:r>
         <w:t xml:space="preserve"> </w:t>
       </w:r>
@@ -506,7 +689,15 @@
         <w:t>list</w:t>
       </w:r>
       <w:r>
-        <w:t>, dict, set</w:t>
+        <w:t xml:space="preserve">, </w:t>
+      </w:r>
+      <w:proofErr w:type="spellStart"/>
+      <w:r>
+        <w:t>dict</w:t>
+      </w:r>
+      <w:proofErr w:type="spellEnd"/>
+      <w:r>
+        <w:t>, set</w:t>
       </w:r>
     </w:p>
     <w:p/>
@@ -541,7 +732,23 @@
           <w:i/>
           <w:iCs/>
         </w:rPr>
-        <w:t>Vad är ett set i Python? Vilka egenskaper särskiljer det från listor? Ge ett praktiskt</w:t>
+        <w:t xml:space="preserve">Vad är ett set i </w:t>
+      </w:r>
+      <w:proofErr w:type="spellStart"/>
+      <w:r>
+        <w:rPr>
+          <w:i/>
+          <w:iCs/>
+        </w:rPr>
+        <w:t>Python</w:t>
+      </w:r>
+      <w:proofErr w:type="spellEnd"/>
+      <w:r>
+        <w:rPr>
+          <w:i/>
+          <w:iCs/>
+        </w:rPr>
+        <w:t>? Vilka egenskaper särskiljer det från listor? Ge ett praktiskt</w:t>
       </w:r>
       <w:r>
         <w:rPr>
@@ -571,14 +778,32 @@
       <w:r>
         <w:t xml:space="preserve">utan att vara i en speciell ordning. De skapas med måsvingar </w:t>
       </w:r>
+      <w:proofErr w:type="gramStart"/>
       <w:r>
         <w:t>{ }</w:t>
       </w:r>
+      <w:proofErr w:type="gramEnd"/>
       <w:r>
         <w:t>. De skiljer sig från listor, som d</w:t>
       </w:r>
       <w:r>
-        <w:t xml:space="preserve">å har sina värden i ordning, skapas med parantes ( ). </w:t>
+        <w:t xml:space="preserve">å har sina värden i ordning, skapas med </w:t>
+      </w:r>
+      <w:proofErr w:type="gramStart"/>
+      <w:r>
+        <w:t>parantes</w:t>
+      </w:r>
+      <w:proofErr w:type="gramEnd"/>
+      <w:r>
+        <w:t xml:space="preserve"> </w:t>
+      </w:r>
+      <w:proofErr w:type="gramStart"/>
+      <w:r>
+        <w:t>( )</w:t>
+      </w:r>
+      <w:proofErr w:type="gramEnd"/>
+      <w:r>
+        <w:t xml:space="preserve">. </w:t>
       </w:r>
       <w:r>
         <w:t>Ett set ä</w:t>
@@ -589,11 +814,18 @@
       <w:r>
         <w:t xml:space="preserve"> </w:t>
       </w:r>
+      <w:proofErr w:type="spellStart"/>
+      <w:proofErr w:type="gramStart"/>
       <w:r>
         <w:t>t</w:t>
       </w:r>
       <w:r>
-        <w:t xml:space="preserve">.ex mer effektivt </w:t>
+        <w:t>.ex</w:t>
+      </w:r>
+      <w:proofErr w:type="spellEnd"/>
+      <w:proofErr w:type="gramEnd"/>
+      <w:r>
+        <w:t xml:space="preserve"> mer effektivt </w:t>
       </w:r>
       <w:r>
         <w:t>när man</w:t>
@@ -671,7 +903,17 @@
         <w:t xml:space="preserve"> för både enkla och mer komplicerade saker</w:t>
       </w:r>
       <w:r>
-        <w:t>. En enkel variant är t.ex att skriva ut värdena i en lista</w:t>
+        <w:t xml:space="preserve">. En enkel variant är </w:t>
+      </w:r>
+      <w:proofErr w:type="spellStart"/>
+      <w:proofErr w:type="gramStart"/>
+      <w:r>
+        <w:t>t.ex</w:t>
+      </w:r>
+      <w:proofErr w:type="spellEnd"/>
+      <w:proofErr w:type="gramEnd"/>
+      <w:r>
+        <w:t xml:space="preserve"> att skriva ut värdena i en lista</w:t>
       </w:r>
       <w:r>
         <w:t xml:space="preserve"> eller skapa nya listor,</w:t>
@@ -695,10 +937,20 @@
         <w:t>olika användningsområden</w:t>
       </w:r>
       <w:r>
-        <w:t xml:space="preserve"> (t.e</w:t>
-      </w:r>
-      <w:r>
-        <w:t xml:space="preserve">x </w:t>
+        <w:t xml:space="preserve"> (</w:t>
+      </w:r>
+      <w:proofErr w:type="spellStart"/>
+      <w:proofErr w:type="gramStart"/>
+      <w:r>
+        <w:t>t.e</w:t>
+      </w:r>
+      <w:r>
+        <w:t>x</w:t>
+      </w:r>
+      <w:proofErr w:type="spellEnd"/>
+      <w:proofErr w:type="gramEnd"/>
+      <w:r>
+        <w:t xml:space="preserve"> </w:t>
       </w:r>
       <w:r>
         <w:t>ett system som varje kväll går igenom alla kundbeställningar, och för varje beställning kontrollerar varje enskild produkt mot lagersaldo, uppdaterar lagret, markerar leveransstatus och skickar notifieringar beroende på olika villkor</w:t>
@@ -755,7 +1007,15 @@
         <w:t>(</w:t>
       </w:r>
       <w:r>
-        <w:t>– från lär dig Python från grunden</w:t>
+        <w:t xml:space="preserve">– från lär dig </w:t>
+      </w:r>
+      <w:proofErr w:type="spellStart"/>
+      <w:r>
+        <w:t>Python</w:t>
+      </w:r>
+      <w:proofErr w:type="spellEnd"/>
+      <w:r>
+        <w:t xml:space="preserve"> från grunden</w:t>
       </w:r>
       <w:r>
         <w:t>)</w:t>
@@ -776,7 +1036,17 @@
         <w:t>.</w:t>
       </w:r>
       <w:r>
-        <w:t xml:space="preserve"> En klass kan t.ex vara en </w:t>
+        <w:t xml:space="preserve"> En klass kan </w:t>
+      </w:r>
+      <w:proofErr w:type="spellStart"/>
+      <w:proofErr w:type="gramStart"/>
+      <w:r>
+        <w:t>t.ex</w:t>
+      </w:r>
+      <w:proofErr w:type="spellEnd"/>
+      <w:proofErr w:type="gramEnd"/>
+      <w:r>
+        <w:t xml:space="preserve"> vara en </w:t>
       </w:r>
       <w:r>
         <w:t>hund</w:t>
@@ -844,7 +1114,15 @@
         <w:t xml:space="preserve">. Om </w:t>
       </w:r>
       <w:r>
-        <w:t>funktionen skapar ett returvärde , så kan vi använda det värdet vidare. Om den inte returnerar något så får vi ett svar</w:t>
+        <w:t xml:space="preserve">funktionen skapar ett </w:t>
+      </w:r>
+      <w:proofErr w:type="gramStart"/>
+      <w:r>
+        <w:t>returvärde ,</w:t>
+      </w:r>
+      <w:proofErr w:type="gramEnd"/>
+      <w:r>
+        <w:t xml:space="preserve"> så kan vi använda det värdet vidare. Om den inte returnerar något så får vi ett svar</w:t>
       </w:r>
       <w:r>
         <w:t xml:space="preserve"> på just vår fråga, men inte mer.</w:t>
@@ -872,7 +1150,23 @@
           <w:i/>
           <w:iCs/>
         </w:rPr>
-        <w:t>Förklara begreppet parameter jämfört med argument Python.</w:t>
+        <w:t xml:space="preserve">Förklara begreppet parameter jämfört med argument </w:t>
+      </w:r>
+      <w:proofErr w:type="spellStart"/>
+      <w:r>
+        <w:rPr>
+          <w:i/>
+          <w:iCs/>
+        </w:rPr>
+        <w:t>Python</w:t>
+      </w:r>
+      <w:proofErr w:type="spellEnd"/>
+      <w:r>
+        <w:rPr>
+          <w:i/>
+          <w:iCs/>
+        </w:rPr>
+        <w:t>.</w:t>
       </w:r>
     </w:p>
     <w:p>
@@ -929,40 +1223,135 @@
           <w:i/>
           <w:iCs/>
         </w:rPr>
-        <w:t>Titta på följande video om R: R Programming. Vad är skillnaden mellan R och</w:t>
-      </w:r>
-    </w:p>
-    <w:p>
-      <w:pPr>
-        <w:pStyle w:val="ListParagraph"/>
-        <w:rPr>
-          <w:i/>
-          <w:iCs/>
-        </w:rPr>
-      </w:pPr>
-      <w:r>
-        <w:rPr>
-          <w:i/>
-          <w:iCs/>
-        </w:rPr>
-        <w:t>Python?</w:t>
-      </w:r>
-    </w:p>
-    <w:p>
-      <w:pPr>
-        <w:pStyle w:val="ListParagraph"/>
-      </w:pPr>
-      <w:r>
-        <w:t>R och Python är båda språk som används för dataanalys och maskininlärning, men de har lite olika fokus. R skapades främst för statistik och används mycket inom forskning och akademi. Python är mer allmänt och används inte bara för dataanalys utan även för webbutveckling, appar och AI.</w:t>
-      </w:r>
-    </w:p>
-    <w:p>
-      <w:pPr>
-        <w:pStyle w:val="ListParagraph"/>
-      </w:pPr>
-      <w:r>
-        <w:t>Man kan säga att R är mer specialiserat på statistik och färdiga analysverktyg, medan Python är bredare och mer flexibelt och därför vanligt i industrin. Båda kan göra liknande saker inom dataanalys, men Python har blivit mer dominerande inom maskininlärning.</w:t>
-      </w:r>
+        <w:t xml:space="preserve">Titta på följande video om R: R </w:t>
+      </w:r>
+      <w:proofErr w:type="spellStart"/>
+      <w:r>
+        <w:rPr>
+          <w:i/>
+          <w:iCs/>
+        </w:rPr>
+        <w:t>Programming</w:t>
+      </w:r>
+      <w:proofErr w:type="spellEnd"/>
+      <w:r>
+        <w:rPr>
+          <w:i/>
+          <w:iCs/>
+        </w:rPr>
+        <w:t>. Vad är skillnaden mellan R och</w:t>
+      </w:r>
+    </w:p>
+    <w:p>
+      <w:pPr>
+        <w:pStyle w:val="ListParagraph"/>
+        <w:rPr>
+          <w:i/>
+          <w:iCs/>
+        </w:rPr>
+      </w:pPr>
+      <w:proofErr w:type="spellStart"/>
+      <w:r>
+        <w:rPr>
+          <w:i/>
+          <w:iCs/>
+        </w:rPr>
+        <w:t>Python</w:t>
+      </w:r>
+      <w:proofErr w:type="spellEnd"/>
+      <w:r>
+        <w:rPr>
+          <w:i/>
+          <w:iCs/>
+        </w:rPr>
+        <w:t>?</w:t>
+      </w:r>
+    </w:p>
+    <w:p>
+      <w:pPr>
+        <w:pStyle w:val="ListParagraph"/>
+      </w:pPr>
+      <w:r>
+        <w:t xml:space="preserve">R och </w:t>
+      </w:r>
+      <w:proofErr w:type="spellStart"/>
+      <w:r>
+        <w:t>Python</w:t>
+      </w:r>
+      <w:proofErr w:type="spellEnd"/>
+      <w:r>
+        <w:t xml:space="preserve"> är båda språk som används för dataanalys och maskininlärning, men de har lite olika fokus. R skapades främst för statistik och används mycket inom forskning och akademi. </w:t>
+      </w:r>
+      <w:proofErr w:type="spellStart"/>
+      <w:r>
+        <w:t>Python</w:t>
+      </w:r>
+      <w:proofErr w:type="spellEnd"/>
+      <w:r>
+        <w:t xml:space="preserve"> är mer allmänt och används inte bara för dataanalys utan även för webbutveckling, </w:t>
+      </w:r>
+      <w:proofErr w:type="spellStart"/>
+      <w:r>
+        <w:t>appar</w:t>
+      </w:r>
+      <w:proofErr w:type="spellEnd"/>
+      <w:r>
+        <w:t xml:space="preserve"> och AI.</w:t>
+      </w:r>
+    </w:p>
+    <w:p>
+      <w:pPr>
+        <w:pStyle w:val="ListParagraph"/>
+      </w:pPr>
+      <w:r>
+        <w:t xml:space="preserve">Man kan säga att R är mer specialiserat på statistik och färdiga analysverktyg, medan </w:t>
+      </w:r>
+      <w:proofErr w:type="spellStart"/>
+      <w:r>
+        <w:t>Python</w:t>
+      </w:r>
+      <w:proofErr w:type="spellEnd"/>
+      <w:r>
+        <w:t xml:space="preserve"> är bredare och mer flexibelt och därför vanligt i industrin. Båda kan göra liknande saker inom dataanalys, men </w:t>
+      </w:r>
+      <w:proofErr w:type="spellStart"/>
+      <w:r>
+        <w:t>Python</w:t>
+      </w:r>
+      <w:proofErr w:type="spellEnd"/>
+      <w:r>
+        <w:t xml:space="preserve"> har blivit mer dominerande inom maskininlärning.</w:t>
+      </w:r>
+    </w:p>
+    <w:p>
+      <w:pPr>
+        <w:pStyle w:val="ListParagraph"/>
+        <w:rPr>
+          <w:i/>
+          <w:iCs/>
+          <w:color w:val="EE0000"/>
+        </w:rPr>
+      </w:pPr>
+    </w:p>
+    <w:p>
+      <w:pPr>
+        <w:pStyle w:val="ListParagraph"/>
+        <w:rPr>
+          <w:i/>
+          <w:iCs/>
+          <w:color w:val="EE0000"/>
+        </w:rPr>
+      </w:pPr>
+    </w:p>
+    <w:p>
+      <w:pPr>
+        <w:pStyle w:val="ListParagraph"/>
+        <w:rPr>
+          <w:i/>
+          <w:iCs/>
+          <w:color w:val="EE0000"/>
+        </w:rPr>
+      </w:pPr>
     </w:p>
     <w:p>
       <w:pPr>
@@ -1035,7 +1424,15 @@
         <w:t xml:space="preserve"> och test</w:t>
       </w:r>
       <w:r>
-        <w:t>data används för att slutligen utvärdera modellen. Testdatan skall var osedd</w:t>
+        <w:t xml:space="preserve">data används för att slutligen utvärdera modellen. </w:t>
+      </w:r>
+      <w:proofErr w:type="spellStart"/>
+      <w:r>
+        <w:t>Testdatan</w:t>
+      </w:r>
+      <w:proofErr w:type="spellEnd"/>
+      <w:r>
+        <w:t xml:space="preserve"> skall var osedd</w:t>
       </w:r>
       <w:r>
         <w:t xml:space="preserve"> och får inte påverka modellvalet.</w:t>
@@ -1067,23 +1464,55 @@
           <w:i/>
           <w:iCs/>
         </w:rPr>
-        <w:t>Julia delar upp sin data i träning och test. På träningsdatan så tränar hon tre</w:t>
-      </w:r>
-    </w:p>
-    <w:p>
-      <w:pPr>
-        <w:pStyle w:val="ListParagraph"/>
-        <w:rPr>
-          <w:i/>
-          <w:iCs/>
-        </w:rPr>
-      </w:pPr>
-      <w:r>
-        <w:rPr>
-          <w:i/>
-          <w:iCs/>
-        </w:rPr>
-        <w:t>modeller; ”Linjär Regression”, ”Lasso regression” och en ”Random Forest</w:t>
+        <w:t xml:space="preserve">Julia delar upp sin data i träning och test. På </w:t>
+      </w:r>
+      <w:proofErr w:type="spellStart"/>
+      <w:r>
+        <w:rPr>
+          <w:i/>
+          <w:iCs/>
+        </w:rPr>
+        <w:t>träningsdatan</w:t>
+      </w:r>
+      <w:proofErr w:type="spellEnd"/>
+      <w:r>
+        <w:rPr>
+          <w:i/>
+          <w:iCs/>
+        </w:rPr>
+        <w:t xml:space="preserve"> så tränar hon tre</w:t>
+      </w:r>
+    </w:p>
+    <w:p>
+      <w:pPr>
+        <w:pStyle w:val="ListParagraph"/>
+        <w:rPr>
+          <w:i/>
+          <w:iCs/>
+        </w:rPr>
+      </w:pPr>
+      <w:r>
+        <w:rPr>
+          <w:i/>
+          <w:iCs/>
+        </w:rPr>
+        <w:t>modeller; ”Linjär Regression”, ”Lasso regression” och en ”</w:t>
+      </w:r>
+      <w:proofErr w:type="spellStart"/>
+      <w:r>
+        <w:rPr>
+          <w:i/>
+          <w:iCs/>
+        </w:rPr>
+        <w:t>Random</w:t>
+      </w:r>
+      <w:proofErr w:type="spellEnd"/>
+      <w:r>
+        <w:rPr>
+          <w:i/>
+          <w:iCs/>
+        </w:rPr>
+        <w:t xml:space="preserve"> Forest</w:t>
       </w:r>
     </w:p>
     <w:p>
@@ -1115,7 +1544,23 @@
           <w:i/>
           <w:iCs/>
         </w:rPr>
-        <w:t>använda när hon inte skapat ett explicit ”valideringsdataset”?</w:t>
+        <w:t>använda när hon inte skapat ett explicit ”</w:t>
+      </w:r>
+      <w:proofErr w:type="spellStart"/>
+      <w:r>
+        <w:rPr>
+          <w:i/>
+          <w:iCs/>
+        </w:rPr>
+        <w:t>valideringsdataset</w:t>
+      </w:r>
+      <w:proofErr w:type="spellEnd"/>
+      <w:r>
+        <w:rPr>
+          <w:i/>
+          <w:iCs/>
+        </w:rPr>
+        <w:t>”?</w:t>
       </w:r>
     </w:p>
     <w:p>
@@ -1135,14 +1580,27 @@
         <w:t xml:space="preserve">. Utifrån </w:t>
       </w:r>
       <w:r>
-        <w:t>resultatet från varje modell på Accura</w:t>
-      </w:r>
-      <w:r>
-        <w:t xml:space="preserve">cy, </w:t>
-      </w:r>
-      <w:r>
-        <w:t>Precision/Recall</w:t>
-      </w:r>
+        <w:t xml:space="preserve">resultatet från varje modell på </w:t>
+      </w:r>
+      <w:proofErr w:type="spellStart"/>
+      <w:r>
+        <w:t>Accura</w:t>
+      </w:r>
+      <w:r>
+        <w:t>cy</w:t>
+      </w:r>
+      <w:proofErr w:type="spellEnd"/>
+      <w:r>
+        <w:t xml:space="preserve">, </w:t>
+      </w:r>
+      <w:r>
+        <w:t>Precision/</w:t>
+      </w:r>
+      <w:proofErr w:type="spellStart"/>
+      <w:r>
+        <w:t>Recall</w:t>
+      </w:r>
+      <w:proofErr w:type="spellEnd"/>
       <w:r>
         <w:t xml:space="preserve"> och </w:t>
       </w:r>
@@ -1288,7 +1746,21 @@
         <w:rPr>
           <w:lang w:val="en-US"/>
         </w:rPr>
-        <w:t>RMSE betyder Root Mean S</w:t>
+        <w:t xml:space="preserve">RMSE </w:t>
+      </w:r>
+      <w:proofErr w:type="spellStart"/>
+      <w:r>
+        <w:rPr>
+          <w:lang w:val="en-US"/>
+        </w:rPr>
+        <w:t>betyder</w:t>
+      </w:r>
+      <w:proofErr w:type="spellEnd"/>
+      <w:r>
+        <w:rPr>
+          <w:lang w:val="en-US"/>
+        </w:rPr>
+        <w:t xml:space="preserve"> Root Mean S</w:t>
       </w:r>
       <w:r>
         <w:rPr>
@@ -1371,7 +1843,23 @@
           <w:i/>
           <w:iCs/>
         </w:rPr>
-        <w:t>Vad är ”klassificieringsproblem? Kan du ge några exempel på modeller som</w:t>
+        <w:t>Vad är ”</w:t>
+      </w:r>
+      <w:proofErr w:type="spellStart"/>
+      <w:r>
+        <w:rPr>
+          <w:i/>
+          <w:iCs/>
+        </w:rPr>
+        <w:t>klassificieringsproblem</w:t>
+      </w:r>
+      <w:proofErr w:type="spellEnd"/>
+      <w:r>
+        <w:rPr>
+          <w:i/>
+          <w:iCs/>
+        </w:rPr>
+        <w:t>? Kan du ge några exempel på modeller som</w:t>
       </w:r>
     </w:p>
     <w:p>
@@ -1439,17 +1927,40 @@
       <w:r>
         <w:t xml:space="preserve"> </w:t>
       </w:r>
-      <w:r>
-        <w:t>viss data tillhör.</w:t>
-      </w:r>
-      <w:r>
-        <w:t xml:space="preserve"> Exempel på detta kan vara om ett mail är spam eller inte, om en person är sjuk eller frisk</w:t>
+      <w:proofErr w:type="gramStart"/>
+      <w:r>
+        <w:t>viss data</w:t>
+      </w:r>
+      <w:proofErr w:type="gramEnd"/>
+      <w:r>
+        <w:t xml:space="preserve"> tillhör.</w:t>
+      </w:r>
+      <w:r>
+        <w:t xml:space="preserve"> Exempel på detta kan vara om ett </w:t>
+      </w:r>
+      <w:proofErr w:type="gramStart"/>
+      <w:r>
+        <w:t>mail</w:t>
+      </w:r>
+      <w:proofErr w:type="gramEnd"/>
+      <w:r>
+        <w:t xml:space="preserve"> är spam eller inte, om en person är sjuk eller frisk</w:t>
       </w:r>
       <w:r>
         <w:t xml:space="preserve"> eller mer komplicerat om en</w:t>
       </w:r>
       <w:r>
-        <w:t xml:space="preserve"> bild föreställer t.ex en hund, katt </w:t>
+        <w:t xml:space="preserve"> bild föreställer </w:t>
+      </w:r>
+      <w:proofErr w:type="spellStart"/>
+      <w:proofErr w:type="gramStart"/>
+      <w:r>
+        <w:t>t.ex</w:t>
+      </w:r>
+      <w:proofErr w:type="spellEnd"/>
+      <w:proofErr w:type="gramEnd"/>
+      <w:r>
+        <w:t xml:space="preserve"> en hund, katt </w:t>
       </w:r>
       <w:r>
         <w:t>eller en siffra.</w:t>
@@ -1481,15 +1992,39 @@
           <w:i/>
           <w:iCs/>
         </w:rPr>
-        <w:t>Vad är en ”Confusion Matrix”</w:t>
-      </w:r>
-    </w:p>
-    <w:p>
-      <w:pPr>
-        <w:pStyle w:val="ListParagraph"/>
-      </w:pPr>
-      <w:r>
-        <w:t xml:space="preserve">En Confusion Matrix visar visuellt </w:t>
+        <w:t>Vad är en ”</w:t>
+      </w:r>
+      <w:proofErr w:type="spellStart"/>
+      <w:r>
+        <w:rPr>
+          <w:i/>
+          <w:iCs/>
+        </w:rPr>
+        <w:t>Confusion</w:t>
+      </w:r>
+      <w:proofErr w:type="spellEnd"/>
+      <w:r>
+        <w:rPr>
+          <w:i/>
+          <w:iCs/>
+        </w:rPr>
+        <w:t xml:space="preserve"> Matrix”</w:t>
+      </w:r>
+    </w:p>
+    <w:p>
+      <w:pPr>
+        <w:pStyle w:val="ListParagraph"/>
+      </w:pPr>
+      <w:r>
+        <w:t xml:space="preserve">En </w:t>
+      </w:r>
+      <w:proofErr w:type="spellStart"/>
+      <w:r>
+        <w:t>Confusion</w:t>
+      </w:r>
+      <w:proofErr w:type="spellEnd"/>
+      <w:r>
+        <w:t xml:space="preserve"> Matrix visar visuellt </w:t>
       </w:r>
       <w:r>
         <w:t>hur väl en modell presterar. Den jämför</w:t>
@@ -1498,11 +2033,48 @@
         <w:t xml:space="preserve"> sanna värden med predikterade</w:t>
       </w:r>
       <w:r>
-        <w:t xml:space="preserve"> och lägger in dem i en matris. Matrisen visar true posit</w:t>
-      </w:r>
-      <w:r>
-        <w:t>iv, true negative, false positive och false negativ och kan användas för att förstå var modellen gör fel.</w:t>
-      </w:r>
+        <w:t xml:space="preserve"> och lägger in dem i en matris. Matrisen visar </w:t>
+      </w:r>
+      <w:proofErr w:type="spellStart"/>
+      <w:r>
+        <w:t>true</w:t>
+      </w:r>
+      <w:proofErr w:type="spellEnd"/>
+      <w:r>
+        <w:t xml:space="preserve"> posit</w:t>
+      </w:r>
+      <w:r>
+        <w:t xml:space="preserve">iv, </w:t>
+      </w:r>
+      <w:proofErr w:type="spellStart"/>
+      <w:r>
+        <w:t>true</w:t>
+      </w:r>
+      <w:proofErr w:type="spellEnd"/>
+      <w:r>
+        <w:t xml:space="preserve"> negative, </w:t>
+      </w:r>
+      <w:proofErr w:type="spellStart"/>
+      <w:r>
+        <w:t>false</w:t>
+      </w:r>
+      <w:proofErr w:type="spellEnd"/>
+      <w:r>
+        <w:t xml:space="preserve"> positive och </w:t>
+      </w:r>
+      <w:proofErr w:type="spellStart"/>
+      <w:r>
+        <w:t>false</w:t>
+      </w:r>
+      <w:proofErr w:type="spellEnd"/>
+      <w:r>
+        <w:t xml:space="preserve"> negativ och kan användas för att förstå var modellen gör fel.</w:t>
+      </w:r>
+    </w:p>
+    <w:p>
+      <w:pPr>
+        <w:pStyle w:val="ListParagraph"/>
+      </w:pPr>
     </w:p>
     <w:p>
       <w:pPr>
@@ -1530,15 +2102,39 @@
           <w:i/>
           <w:iCs/>
         </w:rPr>
-        <w:t>Vad är K-means modellen för något? Ge ett exempel på vad det kan tillämpas på.</w:t>
-      </w:r>
-    </w:p>
-    <w:p>
-      <w:pPr>
-        <w:pStyle w:val="ListParagraph"/>
-      </w:pPr>
-      <w:r>
-        <w:t xml:space="preserve">K-means är </w:t>
+        <w:t>Vad är K-</w:t>
+      </w:r>
+      <w:proofErr w:type="spellStart"/>
+      <w:r>
+        <w:rPr>
+          <w:i/>
+          <w:iCs/>
+        </w:rPr>
+        <w:t>means</w:t>
+      </w:r>
+      <w:proofErr w:type="spellEnd"/>
+      <w:r>
+        <w:rPr>
+          <w:i/>
+          <w:iCs/>
+        </w:rPr>
+        <w:t xml:space="preserve"> modellen för något? Ge ett exempel på vad det kan tillämpas på.</w:t>
+      </w:r>
+    </w:p>
+    <w:p>
+      <w:pPr>
+        <w:pStyle w:val="ListParagraph"/>
+      </w:pPr>
+      <w:r>
+        <w:t>K-</w:t>
+      </w:r>
+      <w:proofErr w:type="spellStart"/>
+      <w:r>
+        <w:t>means</w:t>
+      </w:r>
+      <w:proofErr w:type="spellEnd"/>
+      <w:r>
+        <w:t xml:space="preserve"> är </w:t>
       </w:r>
       <w:r>
         <w:t>”</w:t>
@@ -1556,7 +2152,15 @@
         <w:t xml:space="preserve"> vilket innebär att den </w:t>
       </w:r>
       <w:r>
-        <w:t>grupperar data i olika kluster utan att klustrena har definierats i förväg</w:t>
+        <w:t xml:space="preserve">grupperar data i olika kluster utan att </w:t>
+      </w:r>
+      <w:proofErr w:type="spellStart"/>
+      <w:r>
+        <w:t>klustrena</w:t>
+      </w:r>
+      <w:proofErr w:type="spellEnd"/>
+      <w:r>
+        <w:t xml:space="preserve"> har definierats i förväg</w:t>
       </w:r>
       <w:r>
         <w:t xml:space="preserve"> Man använder den när man vill hitta </w:t>
@@ -1567,14 +2171,29 @@
       <w:r>
         <w:t xml:space="preserve">Exempel på användning är </w:t>
       </w:r>
-      <w:r>
-        <w:t>t.ex kundkategorisering</w:t>
+      <w:proofErr w:type="spellStart"/>
+      <w:proofErr w:type="gramStart"/>
+      <w:r>
+        <w:t>t.ex</w:t>
+      </w:r>
+      <w:proofErr w:type="spellEnd"/>
+      <w:proofErr w:type="gramEnd"/>
+      <w:r>
+        <w:t xml:space="preserve"> kundkategorisering</w:t>
       </w:r>
       <w:r>
         <w:t>, musikrekommendationer</w:t>
       </w:r>
       <w:r>
-        <w:t>, sjukdomsmönster hos patienter etc. Det kan också användas för at</w:t>
+        <w:t xml:space="preserve">, sjukdomsmönster hos patienter </w:t>
+      </w:r>
+      <w:proofErr w:type="gramStart"/>
+      <w:r>
+        <w:t>etc.</w:t>
+      </w:r>
+      <w:proofErr w:type="gramEnd"/>
+      <w:r>
+        <w:t xml:space="preserve"> Det kan också användas för at</w:t>
       </w:r>
       <w:r>
         <w:t>t se om någonting sticker ut från mängden</w:t>
@@ -1586,7 +2205,25 @@
         <w:t xml:space="preserve">inom respektive kluster. Detta använda för att hitta fel inom tillverkningsindustrin </w:t>
       </w:r>
       <w:r>
-        <w:t>eller för att t.ex hitta bedrägeriemönster bland transaktioner.</w:t>
+        <w:t xml:space="preserve">eller för att </w:t>
+      </w:r>
+      <w:proofErr w:type="spellStart"/>
+      <w:proofErr w:type="gramStart"/>
+      <w:r>
+        <w:t>t.ex</w:t>
+      </w:r>
+      <w:proofErr w:type="spellEnd"/>
+      <w:proofErr w:type="gramEnd"/>
+      <w:r>
+        <w:t xml:space="preserve"> hitta </w:t>
+      </w:r>
+      <w:proofErr w:type="spellStart"/>
+      <w:r>
+        <w:t>bedrägeriemönster</w:t>
+      </w:r>
+      <w:proofErr w:type="spellEnd"/>
+      <w:r>
+        <w:t xml:space="preserve"> bland transaktioner.</w:t>
       </w:r>
     </w:p>
     <w:p>
@@ -1615,8 +2252,17 @@
           <w:i/>
           <w:iCs/>
         </w:rPr>
-        <w:t>Förklara (gärna med ett exempel): Ordinal encoding, one-hot encoding, dummy</w:t>
-      </w:r>
+        <w:t xml:space="preserve">Förklara (gärna med ett exempel): </w:t>
+      </w:r>
+      <w:proofErr w:type="spellStart"/>
+      <w:r>
+        <w:rPr>
+          <w:i/>
+          <w:iCs/>
+        </w:rPr>
+        <w:t>Ordinal</w:t>
+      </w:r>
+      <w:proofErr w:type="spellEnd"/>
       <w:r>
         <w:rPr>
           <w:i/>
@@ -1624,13 +2270,86 @@
         </w:rPr>
         <w:t xml:space="preserve"> </w:t>
       </w:r>
-      <w:r>
-        <w:rPr>
-          <w:i/>
-          <w:iCs/>
-        </w:rPr>
-        <w:t>variable encoding</w:t>
-      </w:r>
+      <w:proofErr w:type="spellStart"/>
+      <w:r>
+        <w:rPr>
+          <w:i/>
+          <w:iCs/>
+        </w:rPr>
+        <w:t>encoding</w:t>
+      </w:r>
+      <w:proofErr w:type="spellEnd"/>
+      <w:r>
+        <w:rPr>
+          <w:i/>
+          <w:iCs/>
+        </w:rPr>
+        <w:t xml:space="preserve">, </w:t>
+      </w:r>
+      <w:proofErr w:type="spellStart"/>
+      <w:r>
+        <w:rPr>
+          <w:i/>
+          <w:iCs/>
+        </w:rPr>
+        <w:t>one</w:t>
+      </w:r>
+      <w:proofErr w:type="spellEnd"/>
+      <w:r>
+        <w:rPr>
+          <w:i/>
+          <w:iCs/>
+        </w:rPr>
+        <w:t xml:space="preserve">-hot </w:t>
+      </w:r>
+      <w:proofErr w:type="spellStart"/>
+      <w:r>
+        <w:rPr>
+          <w:i/>
+          <w:iCs/>
+        </w:rPr>
+        <w:t>encoding</w:t>
+      </w:r>
+      <w:proofErr w:type="spellEnd"/>
+      <w:r>
+        <w:rPr>
+          <w:i/>
+          <w:iCs/>
+        </w:rPr>
+        <w:t>, dummy</w:t>
+      </w:r>
+      <w:r>
+        <w:rPr>
+          <w:i/>
+          <w:iCs/>
+        </w:rPr>
+        <w:t xml:space="preserve"> </w:t>
+      </w:r>
+      <w:proofErr w:type="spellStart"/>
+      <w:r>
+        <w:rPr>
+          <w:i/>
+          <w:iCs/>
+        </w:rPr>
+        <w:t>variable</w:t>
+      </w:r>
+      <w:proofErr w:type="spellEnd"/>
+      <w:r>
+        <w:rPr>
+          <w:i/>
+          <w:iCs/>
+        </w:rPr>
+        <w:t xml:space="preserve"> </w:t>
+      </w:r>
+      <w:proofErr w:type="spellStart"/>
+      <w:r>
+        <w:rPr>
+          <w:i/>
+          <w:iCs/>
+        </w:rPr>
+        <w:t>encoding</w:t>
+      </w:r>
+      <w:proofErr w:type="spellEnd"/>
       <w:r>
         <w:rPr>
           <w:i/>
@@ -1643,8 +2362,21 @@
       <w:pPr>
         <w:pStyle w:val="ListParagraph"/>
       </w:pPr>
-      <w:r>
-        <w:t xml:space="preserve">Ordinal encoding = </w:t>
+      <w:proofErr w:type="spellStart"/>
+      <w:r>
+        <w:t>Ordinal</w:t>
+      </w:r>
+      <w:proofErr w:type="spellEnd"/>
+      <w:r>
+        <w:t xml:space="preserve"> </w:t>
+      </w:r>
+      <w:proofErr w:type="spellStart"/>
+      <w:r>
+        <w:t>encoding</w:t>
+      </w:r>
+      <w:proofErr w:type="spellEnd"/>
+      <w:r>
+        <w:t xml:space="preserve"> = </w:t>
       </w:r>
       <w:r>
         <w:t xml:space="preserve">innebär att </w:t>
@@ -1653,10 +2385,30 @@
         <w:t>kategorier får nummer</w:t>
       </w:r>
       <w:r>
-        <w:t xml:space="preserve">. Den fungerar bra när kategorierna har en naturlig ordning (t.ex utbildningsnivå) </w:t>
-      </w:r>
-      <w:r>
-        <w:t xml:space="preserve">och fungerar bra i t.ex </w:t>
+        <w:t>. Den fungerar bra när kategorierna har en naturlig ordning (</w:t>
+      </w:r>
+      <w:proofErr w:type="spellStart"/>
+      <w:proofErr w:type="gramStart"/>
+      <w:r>
+        <w:t>t.ex</w:t>
+      </w:r>
+      <w:proofErr w:type="spellEnd"/>
+      <w:proofErr w:type="gramEnd"/>
+      <w:r>
+        <w:t xml:space="preserve"> utbildningsnivå) </w:t>
+      </w:r>
+      <w:r>
+        <w:t xml:space="preserve">och fungerar bra i </w:t>
+      </w:r>
+      <w:proofErr w:type="spellStart"/>
+      <w:proofErr w:type="gramStart"/>
+      <w:r>
+        <w:t>t.ex</w:t>
+      </w:r>
+      <w:proofErr w:type="spellEnd"/>
+      <w:proofErr w:type="gramEnd"/>
+      <w:r>
+        <w:t xml:space="preserve"> </w:t>
       </w:r>
       <w:r>
         <w:t>D</w:t>
@@ -1664,17 +2416,27 @@
       <w:r>
         <w:t xml:space="preserve">ecision </w:t>
       </w:r>
+      <w:proofErr w:type="spellStart"/>
       <w:r>
         <w:t>T</w:t>
       </w:r>
       <w:r>
-        <w:t xml:space="preserve">ree och </w:t>
-      </w:r>
+        <w:t>ree</w:t>
+      </w:r>
+      <w:proofErr w:type="spellEnd"/>
+      <w:r>
+        <w:t xml:space="preserve"> och </w:t>
+      </w:r>
+      <w:proofErr w:type="spellStart"/>
       <w:r>
         <w:t>R</w:t>
       </w:r>
       <w:r>
-        <w:t xml:space="preserve">andom </w:t>
+        <w:t>andom</w:t>
+      </w:r>
+      <w:proofErr w:type="spellEnd"/>
+      <w:r>
+        <w:t xml:space="preserve"> </w:t>
       </w:r>
       <w:r>
         <w:t>F</w:t>
@@ -1687,25 +2449,77 @@
       <w:pPr>
         <w:pStyle w:val="ListParagraph"/>
       </w:pPr>
-      <w:r>
-        <w:t>One-hot encoding = skapar kolumner</w:t>
-      </w:r>
-      <w:r>
-        <w:t xml:space="preserve"> och använda när kategorier saknar inbördes ordning (t.ex färger </w:t>
-      </w:r>
-      <w:r>
-        <w:t>eller länder). Den fungerar bra i Random Forest och Decsison</w:t>
-      </w:r>
-      <w:r>
-        <w:t xml:space="preserve"> Tree men kan också användas i linjära modeller.</w:t>
-      </w:r>
-    </w:p>
-    <w:p>
-      <w:pPr>
-        <w:pStyle w:val="ListParagraph"/>
-      </w:pPr>
-      <w:r>
-        <w:t xml:space="preserve">Dummy = som one-hot men </w:t>
+      <w:proofErr w:type="spellStart"/>
+      <w:r>
+        <w:t>One</w:t>
+      </w:r>
+      <w:proofErr w:type="spellEnd"/>
+      <w:r>
+        <w:t xml:space="preserve">-hot </w:t>
+      </w:r>
+      <w:proofErr w:type="spellStart"/>
+      <w:r>
+        <w:t>encoding</w:t>
+      </w:r>
+      <w:proofErr w:type="spellEnd"/>
+      <w:r>
+        <w:t xml:space="preserve"> = skapar kolumner</w:t>
+      </w:r>
+      <w:r>
+        <w:t xml:space="preserve"> och använda när kategorier saknar inbördes ordning (</w:t>
+      </w:r>
+      <w:proofErr w:type="spellStart"/>
+      <w:proofErr w:type="gramStart"/>
+      <w:r>
+        <w:t>t.ex</w:t>
+      </w:r>
+      <w:proofErr w:type="spellEnd"/>
+      <w:proofErr w:type="gramEnd"/>
+      <w:r>
+        <w:t xml:space="preserve"> färger </w:t>
+      </w:r>
+      <w:r>
+        <w:t xml:space="preserve">eller länder). Den fungerar bra i </w:t>
+      </w:r>
+      <w:proofErr w:type="spellStart"/>
+      <w:r>
+        <w:t>Random</w:t>
+      </w:r>
+      <w:proofErr w:type="spellEnd"/>
+      <w:r>
+        <w:t xml:space="preserve"> Forest och </w:t>
+      </w:r>
+      <w:proofErr w:type="spellStart"/>
+      <w:r>
+        <w:t>Decsison</w:t>
+      </w:r>
+      <w:proofErr w:type="spellEnd"/>
+      <w:r>
+        <w:t xml:space="preserve"> </w:t>
+      </w:r>
+      <w:proofErr w:type="spellStart"/>
+      <w:r>
+        <w:t>Tree</w:t>
+      </w:r>
+      <w:proofErr w:type="spellEnd"/>
+      <w:r>
+        <w:t xml:space="preserve"> men kan också användas i linjära modeller.</w:t>
+      </w:r>
+    </w:p>
+    <w:p>
+      <w:pPr>
+        <w:pStyle w:val="ListParagraph"/>
+      </w:pPr>
+      <w:r>
+        <w:t xml:space="preserve">Dummy = som </w:t>
+      </w:r>
+      <w:proofErr w:type="spellStart"/>
+      <w:r>
+        <w:t>one</w:t>
+      </w:r>
+      <w:proofErr w:type="spellEnd"/>
+      <w:r>
+        <w:t xml:space="preserve">-hot men </w:t>
       </w:r>
       <w:r>
         <w:t>en kolumn tas bort</w:t>
@@ -1768,7 +2582,39 @@
           <w:i/>
           <w:iCs/>
         </w:rPr>
-        <w:t>Göran påstår att datan antingen är ”ordinal” eller ”nominal”. Julia säger att detta</w:t>
+        <w:t xml:space="preserve">Göran påstår att </w:t>
+      </w:r>
+      <w:proofErr w:type="spellStart"/>
+      <w:r>
+        <w:rPr>
+          <w:i/>
+          <w:iCs/>
+        </w:rPr>
+        <w:t>datan</w:t>
+      </w:r>
+      <w:proofErr w:type="spellEnd"/>
+      <w:r>
+        <w:rPr>
+          <w:i/>
+          <w:iCs/>
+        </w:rPr>
+        <w:t xml:space="preserve"> antingen är ”</w:t>
+      </w:r>
+      <w:proofErr w:type="spellStart"/>
+      <w:r>
+        <w:rPr>
+          <w:i/>
+          <w:iCs/>
+        </w:rPr>
+        <w:t>ordinal</w:t>
+      </w:r>
+      <w:proofErr w:type="spellEnd"/>
+      <w:r>
+        <w:rPr>
+          <w:i/>
+          <w:iCs/>
+        </w:rPr>
+        <w:t>” eller ”nominal”. Julia säger att detta</w:t>
       </w:r>
       <w:r>
         <w:rPr>
@@ -1810,7 +2656,23 @@
           <w:i/>
           <w:iCs/>
         </w:rPr>
-        <w:t>du vackrast på festen (ordinal) – vem har rätt?</w:t>
+        <w:t>du vackrast på festen (</w:t>
+      </w:r>
+      <w:proofErr w:type="spellStart"/>
+      <w:r>
+        <w:rPr>
+          <w:i/>
+          <w:iCs/>
+        </w:rPr>
+        <w:t>ordinal</w:t>
+      </w:r>
+      <w:proofErr w:type="spellEnd"/>
+      <w:r>
+        <w:rPr>
+          <w:i/>
+          <w:iCs/>
+        </w:rPr>
+        <w:t>) – vem har rätt?</w:t>
       </w:r>
     </w:p>
     <w:p>
@@ -1824,13 +2686,31 @@
         <w:t>. Färger är ofta nominala, dvs utan inbördes ordning</w:t>
       </w:r>
       <w:r>
-        <w:t xml:space="preserve">, men om färgerna sorteras t.ex efter hur vackra </w:t>
+        <w:t xml:space="preserve">, men om färgerna sorteras </w:t>
+      </w:r>
+      <w:proofErr w:type="spellStart"/>
+      <w:proofErr w:type="gramStart"/>
+      <w:r>
+        <w:t>t.ex</w:t>
+      </w:r>
+      <w:proofErr w:type="spellEnd"/>
+      <w:proofErr w:type="gramEnd"/>
+      <w:r>
+        <w:t xml:space="preserve"> efter hur vackra </w:t>
       </w:r>
       <w:r>
         <w:t xml:space="preserve">de är </w:t>
       </w:r>
       <w:r>
-        <w:t>eller pris på akrylfärgstuber så blir de ordinala.</w:t>
+        <w:t xml:space="preserve">eller pris på akrylfärgstuber så blir de </w:t>
+      </w:r>
+      <w:proofErr w:type="spellStart"/>
+      <w:r>
+        <w:t>ordinala</w:t>
+      </w:r>
+      <w:proofErr w:type="spellEnd"/>
+      <w:r>
+        <w:t>.</w:t>
       </w:r>
     </w:p>
     <w:p>
@@ -1902,7 +2782,15 @@
         <w:t>Parametrar är de värden som mod</w:t>
       </w:r>
       <w:r>
-        <w:t>ellen lär sig från datan under träningen</w:t>
+        <w:t xml:space="preserve">ellen lär sig från </w:t>
+      </w:r>
+      <w:proofErr w:type="spellStart"/>
+      <w:r>
+        <w:t>datan</w:t>
+      </w:r>
+      <w:proofErr w:type="spellEnd"/>
+      <w:r>
+        <w:t xml:space="preserve"> under träningen</w:t>
       </w:r>
       <w:r>
         <w:t xml:space="preserve">, </w:t>
@@ -1965,7 +2853,47 @@
         <w:br/>
       </w:r>
       <w:r>
-        <w:t>Ett exempel på en parameter är koefficienterna i en linjär regressionsmodell, vilka beräknas direkt från datan. Exempel på hyperparametrar är maxdjup i ett beslutsträd eller antalet träd i en Random Forest. Parametrar kan optimeras direkt genom matematiska optimeringsmetoder eftersom de ingår i modellens funktion. Hyperparametrar kan däremot inte estimeras på samma sätt, utan måste utvärderas genom att testa olika kombinationer, exempelvis med hjälp av cross-validation och metoder såsom Grid Search.</w:t>
+        <w:t xml:space="preserve">Ett exempel på en parameter är koefficienterna i en linjär regressionsmodell, vilka beräknas direkt från </w:t>
+      </w:r>
+      <w:proofErr w:type="spellStart"/>
+      <w:r>
+        <w:t>datan</w:t>
+      </w:r>
+      <w:proofErr w:type="spellEnd"/>
+      <w:r>
+        <w:t xml:space="preserve">. Exempel på hyperparametrar är </w:t>
+      </w:r>
+      <w:proofErr w:type="spellStart"/>
+      <w:r>
+        <w:t>maxdjup</w:t>
+      </w:r>
+      <w:proofErr w:type="spellEnd"/>
+      <w:r>
+        <w:t xml:space="preserve"> i ett beslutsträd eller antalet träd i en </w:t>
+      </w:r>
+      <w:proofErr w:type="spellStart"/>
+      <w:r>
+        <w:t>Random</w:t>
+      </w:r>
+      <w:proofErr w:type="spellEnd"/>
+      <w:r>
+        <w:t xml:space="preserve"> Forest. Parametrar kan optimeras direkt genom matematiska optimeringsmetoder eftersom de ingår i modellens funktion. Hyperparametrar kan däremot inte estimeras på samma sätt, utan måste utvärderas genom att testa olika kombinationer, exempelvis med hjälp av cross-</w:t>
+      </w:r>
+      <w:proofErr w:type="spellStart"/>
+      <w:r>
+        <w:t>validation</w:t>
+      </w:r>
+      <w:proofErr w:type="spellEnd"/>
+      <w:r>
+        <w:t xml:space="preserve"> och metoder såsom Grid </w:t>
+      </w:r>
+      <w:proofErr w:type="spellStart"/>
+      <w:r>
+        <w:t>Search</w:t>
+      </w:r>
+      <w:proofErr w:type="spellEnd"/>
+      <w:r>
+        <w:t>.</w:t>
       </w:r>
     </w:p>
     <w:p>
@@ -1990,7 +2918,39 @@
           <w:i/>
           <w:iCs/>
         </w:rPr>
-        <w:t>Förklara skillnaden mellan overfitting och underfitting i en</w:t>
+        <w:t xml:space="preserve">Förklara skillnaden mellan </w:t>
+      </w:r>
+      <w:proofErr w:type="spellStart"/>
+      <w:r>
+        <w:rPr>
+          <w:i/>
+          <w:iCs/>
+        </w:rPr>
+        <w:t>overfitting</w:t>
+      </w:r>
+      <w:proofErr w:type="spellEnd"/>
+      <w:r>
+        <w:rPr>
+          <w:i/>
+          <w:iCs/>
+        </w:rPr>
+        <w:t xml:space="preserve"> och </w:t>
+      </w:r>
+      <w:proofErr w:type="spellStart"/>
+      <w:r>
+        <w:rPr>
+          <w:i/>
+          <w:iCs/>
+        </w:rPr>
+        <w:t>underfitting</w:t>
+      </w:r>
+      <w:proofErr w:type="spellEnd"/>
+      <w:r>
+        <w:rPr>
+          <w:i/>
+          <w:iCs/>
+        </w:rPr>
+        <w:t xml:space="preserve"> i en</w:t>
       </w:r>
       <w:r>
         <w:rPr>
@@ -2027,24 +2987,71 @@
       <w:pPr>
         <w:pStyle w:val="ListParagraph"/>
       </w:pPr>
-      <w:r>
-        <w:t>Overfitting uppstår när en modell är för komplex i förhållande till datamängden och därför anpassar sig alltför väl till träningsdatan, inklusive slumpmässiga variationer och brus. Detta leder ofta till mycket låg felmarginal på träningsdata men betydligt högre fel på testdata, eftersom modellen har sämre förmåga att generalisera ny data.</w:t>
-      </w:r>
-    </w:p>
-    <w:p>
-      <w:pPr>
-        <w:pStyle w:val="ListParagraph"/>
-      </w:pPr>
-      <w:r>
-        <w:t>Underfitting uppstår när modellen är för enkel för att fånga de underliggande mönstren i datan. I detta fall blir felet högt både på träningsdata och testdata, eftersom modellen inte lyckas beskriva sambandet på ett tillräckligt bra sätt.</w:t>
-      </w:r>
-    </w:p>
-    <w:p>
-      <w:pPr>
-        <w:pStyle w:val="ListParagraph"/>
-      </w:pPr>
-      <w:r>
-        <w:t>Overfitting kan upptäckas genom att jämföra modellens prestanda på tränings- och testdata, och kan motverkas genom exempelvis regularisering, begränsning av modellens komplexitet eller användning av mer data. Underfitting kan åtgärdas genom att öka modellens komplexitet eller genom att använda en mer avancerad modell.</w:t>
+      <w:proofErr w:type="spellStart"/>
+      <w:r>
+        <w:t>Overfitting</w:t>
+      </w:r>
+      <w:proofErr w:type="spellEnd"/>
+      <w:r>
+        <w:t xml:space="preserve"> uppstår när en modell är för komplex i förhållande till datamängden och därför anpassar sig alltför väl till </w:t>
+      </w:r>
+      <w:proofErr w:type="spellStart"/>
+      <w:r>
+        <w:t>träningsdatan</w:t>
+      </w:r>
+      <w:proofErr w:type="spellEnd"/>
+      <w:r>
+        <w:t xml:space="preserve">, inklusive slumpmässiga variationer och brus. Detta leder ofta till mycket låg felmarginal på träningsdata men betydligt högre fel på testdata, eftersom modellen har sämre förmåga att generalisera </w:t>
+      </w:r>
+      <w:proofErr w:type="gramStart"/>
+      <w:r>
+        <w:t>ny data</w:t>
+      </w:r>
+      <w:proofErr w:type="gramEnd"/>
+      <w:r>
+        <w:t>.</w:t>
+      </w:r>
+    </w:p>
+    <w:p>
+      <w:pPr>
+        <w:pStyle w:val="ListParagraph"/>
+      </w:pPr>
+      <w:proofErr w:type="spellStart"/>
+      <w:r>
+        <w:t>Underfitting</w:t>
+      </w:r>
+      <w:proofErr w:type="spellEnd"/>
+      <w:r>
+        <w:t xml:space="preserve"> uppstår när modellen är för enkel för att fånga de underliggande mönstren i </w:t>
+      </w:r>
+      <w:proofErr w:type="spellStart"/>
+      <w:r>
+        <w:t>datan</w:t>
+      </w:r>
+      <w:proofErr w:type="spellEnd"/>
+      <w:r>
+        <w:t>. I detta fall blir felet högt både på träningsdata och testdata, eftersom modellen inte lyckas beskriva sambandet på ett tillräckligt bra sätt.</w:t>
+      </w:r>
+    </w:p>
+    <w:p>
+      <w:pPr>
+        <w:pStyle w:val="ListParagraph"/>
+      </w:pPr>
+      <w:proofErr w:type="spellStart"/>
+      <w:r>
+        <w:t>Overfitting</w:t>
+      </w:r>
+      <w:proofErr w:type="spellEnd"/>
+      <w:r>
+        <w:t xml:space="preserve"> kan upptäckas genom att jämföra modellens prestanda på tränings- och testdata, och kan motverkas genom exempelvis regularisering, begränsning av modellens komplexitet eller användning av mer data. </w:t>
+      </w:r>
+      <w:proofErr w:type="spellStart"/>
+      <w:r>
+        <w:t>Underfitting</w:t>
+      </w:r>
+      <w:proofErr w:type="spellEnd"/>
+      <w:r>
+        <w:t xml:space="preserve"> kan åtgärdas genom att öka modellens komplexitet eller genom att använda en mer avancerad modell.</w:t>
       </w:r>
     </w:p>
     <w:p>
@@ -2180,7 +3187,13 @@
         <w:t xml:space="preserve">i boken </w:t>
       </w:r>
       <w:r>
-        <w:t>och även använt chat-gpt, både för att ge exempel men framför</w:t>
+        <w:t xml:space="preserve">och även använt </w:t>
+      </w:r>
+      <w:r>
+        <w:t>Chat-GPT</w:t>
+      </w:r>
+      <w:r>
+        <w:t>, både för att ge exempel men framför</w:t>
       </w:r>
       <w:r>
         <w:t xml:space="preserve"> </w:t>
@@ -2192,6 +3205,119 @@
         <w:t xml:space="preserve"> så att även jag förstår</w:t>
       </w:r>
       <w:r>
+        <w:t>,</w:t>
+      </w:r>
+      <w:r>
+        <w:t xml:space="preserve"> </w:t>
+      </w:r>
+      <w:r>
+        <w:t>(</w:t>
+      </w:r>
+      <w:r>
+        <w:t>N</w:t>
+      </w:r>
+      <w:r>
+        <w:t xml:space="preserve">är </w:t>
+      </w:r>
+      <w:r>
+        <w:t>jag kom</w:t>
+      </w:r>
+      <w:r>
+        <w:t xml:space="preserve"> till </w:t>
+      </w:r>
+      <w:proofErr w:type="spellStart"/>
+      <w:r>
+        <w:t>S</w:t>
+      </w:r>
+      <w:r>
+        <w:t>tre</w:t>
+      </w:r>
+      <w:r>
+        <w:t>aml</w:t>
+      </w:r>
+      <w:r>
+        <w:t>it</w:t>
+      </w:r>
+      <w:proofErr w:type="spellEnd"/>
+      <w:r>
+        <w:t xml:space="preserve"> måste j</w:t>
+      </w:r>
+      <w:r>
+        <w:t>ag erk</w:t>
+      </w:r>
+      <w:r>
+        <w:t>änna a</w:t>
+      </w:r>
+      <w:r>
+        <w:t xml:space="preserve">tt </w:t>
+      </w:r>
+      <w:r>
+        <w:t>Chat</w:t>
+      </w:r>
+      <w:r>
+        <w:t>-</w:t>
+      </w:r>
+      <w:r>
+        <w:t xml:space="preserve">GPT </w:t>
+      </w:r>
+      <w:r>
+        <w:t>fick gö</w:t>
+      </w:r>
+      <w:r>
+        <w:t>ra det</w:t>
+      </w:r>
+      <w:r>
+        <w:t xml:space="preserve"> </w:t>
+      </w:r>
+      <w:r>
+        <w:t>mest</w:t>
+      </w:r>
+      <w:r>
+        <w:t xml:space="preserve">a av </w:t>
+      </w:r>
+      <w:r>
+        <w:t>kodnin</w:t>
+      </w:r>
+      <w:r>
+        <w:t>gen</w:t>
+      </w:r>
+      <w:r>
+        <w:t xml:space="preserve"> o</w:t>
+      </w:r>
+      <w:r>
+        <w:t xml:space="preserve">ch </w:t>
+      </w:r>
+      <w:r>
+        <w:t xml:space="preserve">inte </w:t>
+      </w:r>
+      <w:r>
+        <w:t>fok</w:t>
+      </w:r>
+      <w:r>
+        <w:t>usera</w:t>
+      </w:r>
+      <w:r>
+        <w:t xml:space="preserve"> </w:t>
+      </w:r>
+      <w:r>
+        <w:t>li</w:t>
+      </w:r>
+      <w:r>
+        <w:t>ka my</w:t>
+      </w:r>
+      <w:r>
+        <w:t>cket f</w:t>
+      </w:r>
+      <w:r>
+        <w:t>örklara</w:t>
+      </w:r>
+      <w:r>
+        <w:t>nde</w:t>
+      </w:r>
+      <w:r>
+        <w:t>)</w:t>
+      </w:r>
+      <w:r>
         <w:t>.</w:t>
       </w:r>
     </w:p>
@@ -2227,7 +3353,15 @@
         <w:t>hoppas att jag får ta mig friheten att inte svara på den frågan. Precis som vi inte använder test</w:t>
       </w:r>
       <w:r>
-        <w:t xml:space="preserve">-datan i våra modeller så vill jag inte att utvärderingen ska vara färgad av </w:t>
+        <w:t>-</w:t>
+      </w:r>
+      <w:proofErr w:type="spellStart"/>
+      <w:r>
+        <w:t>datan</w:t>
+      </w:r>
+      <w:proofErr w:type="spellEnd"/>
+      <w:r>
+        <w:t xml:space="preserve"> i våra modeller så vill jag inte att utvärderingen ska vara färgad av </w:t>
       </w:r>
       <w:r>
         <w:t>min egen reflektion.</w:t>
@@ -2259,13 +3393,75 @@
         <w:pStyle w:val="ListParagraph"/>
       </w:pPr>
       <w:r>
-        <w:t>Det har varit en välit givande kurs. Framför</w:t>
+        <w:t>Det har varit en väl</w:t>
+      </w:r>
+      <w:r>
+        <w:t>d</w:t>
+      </w:r>
+      <w:r>
+        <w:t>i</w:t>
+      </w:r>
+      <w:r>
+        <w:t>g</w:t>
+      </w:r>
+      <w:r>
+        <w:t>t givande kurs. Framför</w:t>
       </w:r>
       <w:r>
         <w:t xml:space="preserve"> allt uppskattar jag </w:t>
       </w:r>
       <w:r>
         <w:t>möjligheten att både få en överblick över vad ML/AI egentligen är och att få dyka ned i att göra egna modellutvärderingar att testa teorierna på.</w:t>
+      </w:r>
+      <w:r>
+        <w:t xml:space="preserve"> </w:t>
+      </w:r>
+      <w:r>
+        <w:t>De</w:t>
+      </w:r>
+      <w:r>
+        <w:t>t var k</w:t>
+      </w:r>
+      <w:r>
+        <w:t xml:space="preserve">ul med </w:t>
+      </w:r>
+      <w:proofErr w:type="spellStart"/>
+      <w:r>
+        <w:t>St</w:t>
+      </w:r>
+      <w:r>
+        <w:t>reaml</w:t>
+      </w:r>
+      <w:r>
+        <w:t>it</w:t>
+      </w:r>
+      <w:proofErr w:type="spellEnd"/>
+      <w:r>
+        <w:t xml:space="preserve"> för </w:t>
+      </w:r>
+      <w:r>
+        <w:t>då ble</w:t>
+      </w:r>
+      <w:r>
+        <w:t>v al</w:t>
+      </w:r>
+      <w:r>
+        <w:t>ltin</w:t>
+      </w:r>
+      <w:r>
+        <w:t>g myck</w:t>
+      </w:r>
+      <w:r>
+        <w:t>et mer v</w:t>
+      </w:r>
+      <w:r>
+        <w:t>erkligt</w:t>
+      </w:r>
+      <w:r>
+        <w:t>.</w:t>
+      </w:r>
+      <w:r>
+        <w:t xml:space="preserve"> </w:t>
       </w:r>
       <w:r>
         <w:t xml:space="preserve"> Jag </w:t>
@@ -2319,7 +3515,14 @@
           <w:color w:val="auto"/>
           <w:sz w:val="28"/>
         </w:rPr>
-        <w:t>-03-02</w:t>
+        <w:t>-03-0</w:t>
+      </w:r>
+      <w:r>
+        <w:rPr>
+          <w:color w:val="auto"/>
+          <w:sz w:val="28"/>
+        </w:rPr>
+        <w:t>4</w:t>
       </w:r>
     </w:p>
     <w:p>
@@ -2333,6 +3536,7 @@
       </w:pPr>
     </w:p>
     <w:sectPr>
+      <w:headerReference w:type="default" r:id="rId7"/>
       <w:pgSz w:w="11906" w:h="16838"/>
       <w:pgMar w:top="1417" w:right="1417" w:bottom="1417" w:left="1417" w:header="720" w:footer="720" w:gutter="0"/>
       <w:cols w:space="720"/>
@@ -2340,6 +3544,197 @@
     </w:sectPr>
   </w:body>
 </w:document>
+</file>
+
+<file path=word/endnotes.xml><?xml version="1.0" encoding="utf-8"?>
+<w:endnotes xmlns:wpc="http://schemas.microsoft.com/office/word/2010/wordprocessingCanvas" xmlns:cx="http://schemas.microsoft.com/office/drawing/2014/chartex" xmlns:cx1="http://schemas.microsoft.com/office/drawing/2015/9/8/chartex" xmlns:cx2="http://schemas.microsoft.com/office/drawing/2015/10/21/chartex" xmlns:cx3="http://schemas.microsoft.com/office/drawing/2016/5/9/chartex" xmlns:cx4="http://schemas.microsoft.com/office/drawing/2016/5/10/chartex" xmlns:cx5="http://schemas.microsoft.com/office/drawing/2016/5/11/chartex" xmlns:cx6="http://schemas.microsoft.com/office/drawing/2016/5/12/chartex" xmlns:cx7="http://schemas.microsoft.com/office/drawing/2016/5/13/chartex" xmlns:cx8="http://schemas.microsoft.com/office/drawing/2016/5/14/chartex" xmlns:mc="http://schemas.openxmlformats.org/markup-compatibility/2006" xmlns:aink="http://schemas.microsoft.com/office/drawing/2016/ink" xmlns:am3d="http://schemas.microsoft.com/office/drawing/2017/model3d" xmlns:o="urn:schemas-microsoft-com:office:office" xmlns:oel="http://schemas.microsoft.com/office/2019/extlst" xmlns:r="http://schemas.openxmlformats.org/officeDocument/2006/relationships" xmlns:m="http://schemas.openxmlformats.org/officeDocument/2006/math" xmlns:v="urn:schemas-microsoft-com:vml" xmlns:wp14="http://schemas.microsoft.com/office/word/2010/wordprocessingDrawing" xmlns:wp="http://schemas.openxmlformats.org/drawingml/2006/wordprocessingDrawing" xmlns:w10="urn:schemas-microsoft-com:office:word" xmlns:w="http://schemas.openxmlformats.org/wordprocessingml/2006/main" xmlns:w14="http://schemas.microsoft.com/office/word/2010/wordml" xmlns:w15="http://schemas.microsoft.com/office/word/2012/wordml" xmlns:w16cex="http://schemas.microsoft.com/office/word/2018/wordml/cex" xmlns:w16cid="http://schemas.microsoft.com/office/word/2016/wordml/cid" xmlns:w16="http://schemas.microsoft.com/office/word/2018/wordml" xmlns:w16du="http://schemas.microsoft.com/office/word/2023/wordml/word16du" xmlns:w16sdtdh="http://schemas.microsoft.com/office/word/2020/wordml/sdtdatahash" xmlns:w16sdtfl="http://schemas.microsoft.com/office/word/2024/wordml/sdtformatlock" xmlns:w16se="http://schemas.microsoft.com/office/word/2015/wordml/symex" xmlns:wpg="http://schemas.microsoft.com/office/word/2010/wordprocessingGroup" xmlns:wpi="http://schemas.microsoft.com/office/word/2010/wordprocessingInk" xmlns:wne="http://schemas.microsoft.com/office/word/2006/wordml" xmlns:wps="http://schemas.microsoft.com/office/word/2010/wordprocessingShape" mc:Ignorable="w14 w15 w16se w16cid w16 w16cex w16sdtdh w16sdtfl w16du wp14">
+  <w:endnote w:type="separator" w:id="-1">
+    <w:p>
+      <w:pPr>
+        <w:spacing w:after="0" w:line="240" w:lineRule="auto"/>
+      </w:pPr>
+      <w:r>
+        <w:separator/>
+      </w:r>
+    </w:p>
+  </w:endnote>
+  <w:endnote w:type="continuationSeparator" w:id="0">
+    <w:p>
+      <w:pPr>
+        <w:spacing w:after="0" w:line="240" w:lineRule="auto"/>
+      </w:pPr>
+      <w:r>
+        <w:continuationSeparator/>
+      </w:r>
+    </w:p>
+  </w:endnote>
+</w:endnotes>
+</file>
+
+<file path=word/footnotes.xml><?xml version="1.0" encoding="utf-8"?>
+<w:footnotes xmlns:wpc="http://schemas.microsoft.com/office/word/2010/wordprocessingCanvas" xmlns:cx="http://schemas.microsoft.com/office/drawing/2014/chartex" xmlns:cx1="http://schemas.microsoft.com/office/drawing/2015/9/8/chartex" xmlns:cx2="http://schemas.microsoft.com/office/drawing/2015/10/21/chartex" xmlns:cx3="http://schemas.microsoft.com/office/drawing/2016/5/9/chartex" xmlns:cx4="http://schemas.microsoft.com/office/drawing/2016/5/10/chartex" xmlns:cx5="http://schemas.microsoft.com/office/drawing/2016/5/11/chartex" xmlns:cx6="http://schemas.microsoft.com/office/drawing/2016/5/12/chartex" xmlns:cx7="http://schemas.microsoft.com/office/drawing/2016/5/13/chartex" xmlns:cx8="http://schemas.microsoft.com/office/drawing/2016/5/14/chartex" xmlns:mc="http://schemas.openxmlformats.org/markup-compatibility/2006" xmlns:aink="http://schemas.microsoft.com/office/drawing/2016/ink" xmlns:am3d="http://schemas.microsoft.com/office/drawing/2017/model3d" xmlns:o="urn:schemas-microsoft-com:office:office" xmlns:oel="http://schemas.microsoft.com/office/2019/extlst" xmlns:r="http://schemas.openxmlformats.org/officeDocument/2006/relationships" xmlns:m="http://schemas.openxmlformats.org/officeDocument/2006/math" xmlns:v="urn:schemas-microsoft-com:vml" xmlns:wp14="http://schemas.microsoft.com/office/word/2010/wordprocessingDrawing" xmlns:wp="http://schemas.openxmlformats.org/drawingml/2006/wordprocessingDrawing" xmlns:w10="urn:schemas-microsoft-com:office:word" xmlns:w="http://schemas.openxmlformats.org/wordprocessingml/2006/main" xmlns:w14="http://schemas.microsoft.com/office/word/2010/wordml" xmlns:w15="http://schemas.microsoft.com/office/word/2012/wordml" xmlns:w16cex="http://schemas.microsoft.com/office/word/2018/wordml/cex" xmlns:w16cid="http://schemas.microsoft.com/office/word/2016/wordml/cid" xmlns:w16="http://schemas.microsoft.com/office/word/2018/wordml" xmlns:w16du="http://schemas.microsoft.com/office/word/2023/wordml/word16du" xmlns:w16sdtdh="http://schemas.microsoft.com/office/word/2020/wordml/sdtdatahash" xmlns:w16sdtfl="http://schemas.microsoft.com/office/word/2024/wordml/sdtformatlock" xmlns:w16se="http://schemas.microsoft.com/office/word/2015/wordml/symex" xmlns:wpg="http://schemas.microsoft.com/office/word/2010/wordprocessingGroup" xmlns:wpi="http://schemas.microsoft.com/office/word/2010/wordprocessingInk" xmlns:wne="http://schemas.microsoft.com/office/word/2006/wordml" xmlns:wps="http://schemas.microsoft.com/office/word/2010/wordprocessingShape" mc:Ignorable="w14 w15 w16se w16cid w16 w16cex w16sdtdh w16sdtfl w16du wp14">
+  <w:footnote w:type="separator" w:id="-1">
+    <w:p>
+      <w:pPr>
+        <w:spacing w:after="0" w:line="240" w:lineRule="auto"/>
+      </w:pPr>
+      <w:r>
+        <w:separator/>
+      </w:r>
+    </w:p>
+  </w:footnote>
+  <w:footnote w:type="continuationSeparator" w:id="0">
+    <w:p>
+      <w:pPr>
+        <w:spacing w:after="0" w:line="240" w:lineRule="auto"/>
+      </w:pPr>
+      <w:r>
+        <w:continuationSeparator/>
+      </w:r>
+    </w:p>
+  </w:footnote>
+</w:footnotes>
+</file>
+
+<file path=word/header1.xml><?xml version="1.0" encoding="utf-8"?>
+<w:hdr xmlns:wpc="http://schemas.microsoft.com/office/word/2010/wordprocessingCanvas" xmlns:cx="http://schemas.microsoft.com/office/drawing/2014/chartex" xmlns:cx1="http://schemas.microsoft.com/office/drawing/2015/9/8/chartex" xmlns:cx2="http://schemas.microsoft.com/office/drawing/2015/10/21/chartex" xmlns:cx3="http://schemas.microsoft.com/office/drawing/2016/5/9/chartex" xmlns:cx4="http://schemas.microsoft.com/office/drawing/2016/5/10/chartex" xmlns:cx5="http://schemas.microsoft.com/office/drawing/2016/5/11/chartex" xmlns:cx6="http://schemas.microsoft.com/office/drawing/2016/5/12/chartex" xmlns:cx7="http://schemas.microsoft.com/office/drawing/2016/5/13/chartex" xmlns:cx8="http://schemas.microsoft.com/office/drawing/2016/5/14/chartex" xmlns:mc="http://schemas.openxmlformats.org/markup-compatibility/2006" xmlns:aink="http://schemas.microsoft.com/office/drawing/2016/ink" xmlns:am3d="http://schemas.microsoft.com/office/drawing/2017/model3d" xmlns:o="urn:schemas-microsoft-com:office:office" xmlns:oel="http://schemas.microsoft.com/office/2019/extlst" xmlns:r="http://schemas.openxmlformats.org/officeDocument/2006/relationships" xmlns:m="http://schemas.openxmlformats.org/officeDocument/2006/math" xmlns:v="urn:schemas-microsoft-com:vml" xmlns:wp14="http://schemas.microsoft.com/office/word/2010/wordprocessingDrawing" xmlns:wp="http://schemas.openxmlformats.org/drawingml/2006/wordprocessingDrawing" xmlns:w10="urn:schemas-microsoft-com:office:word" xmlns:w="http://schemas.openxmlformats.org/wordprocessingml/2006/main" xmlns:w14="http://schemas.microsoft.com/office/word/2010/wordml" xmlns:w15="http://schemas.microsoft.com/office/word/2012/wordml" xmlns:w16cex="http://schemas.microsoft.com/office/word/2018/wordml/cex" xmlns:w16cid="http://schemas.microsoft.com/office/word/2016/wordml/cid" xmlns:w16="http://schemas.microsoft.com/office/word/2018/wordml" xmlns:w16du="http://schemas.microsoft.com/office/word/2023/wordml/word16du" xmlns:w16sdtdh="http://schemas.microsoft.com/office/word/2020/wordml/sdtdatahash" xmlns:w16sdtfl="http://schemas.microsoft.com/office/word/2024/wordml/sdtformatlock" xmlns:w16se="http://schemas.microsoft.com/office/word/2015/wordml/symex" xmlns:wpg="http://schemas.microsoft.com/office/word/2010/wordprocessingGroup" xmlns:wpi="http://schemas.microsoft.com/office/word/2010/wordprocessingInk" xmlns:wne="http://schemas.microsoft.com/office/word/2006/wordml" xmlns:wps="http://schemas.microsoft.com/office/word/2010/wordprocessingShape" mc:Ignorable="w14 w15 w16se w16cid w16 w16cex w16sdtdh w16sdtfl w16du wp14">
+  <w:sdt>
+    <w:sdtPr>
+      <w:id w:val="-1605100652"/>
+      <w:docPartObj>
+        <w:docPartGallery w:val="Page Numbers (Top of Page)"/>
+        <w:docPartUnique/>
+      </w:docPartObj>
+    </w:sdtPr>
+    <w:sdtEndPr>
+      <w:rPr>
+        <w:sz w:val="18"/>
+        <w:szCs w:val="18"/>
+      </w:rPr>
+    </w:sdtEndPr>
+    <w:sdtContent>
+      <w:p>
+        <w:pPr>
+          <w:pStyle w:val="Header"/>
+          <w:jc w:val="right"/>
+          <w:rPr>
+            <w:sz w:val="18"/>
+            <w:szCs w:val="18"/>
+          </w:rPr>
+        </w:pPr>
+        <w:r>
+          <w:rPr>
+            <w:sz w:val="18"/>
+            <w:szCs w:val="18"/>
+          </w:rPr>
+          <w:t xml:space="preserve">Sida </w:t>
+        </w:r>
+        <w:r>
+          <w:rPr>
+            <w:b/>
+            <w:bCs/>
+            <w:sz w:val="18"/>
+            <w:szCs w:val="18"/>
+          </w:rPr>
+          <w:fldChar w:fldCharType="begin"/>
+        </w:r>
+        <w:r>
+          <w:rPr>
+            <w:b/>
+            <w:bCs/>
+            <w:sz w:val="18"/>
+            <w:szCs w:val="18"/>
+          </w:rPr>
+          <w:instrText>PAGE  \* Arabic  \* MERGEFORMAT</w:instrText>
+        </w:r>
+        <w:r>
+          <w:rPr>
+            <w:b/>
+            <w:bCs/>
+            <w:sz w:val="18"/>
+            <w:szCs w:val="18"/>
+          </w:rPr>
+          <w:fldChar w:fldCharType="separate"/>
+        </w:r>
+        <w:r>
+          <w:rPr>
+            <w:b/>
+            <w:bCs/>
+            <w:sz w:val="18"/>
+            <w:szCs w:val="18"/>
+          </w:rPr>
+          <w:t>1</w:t>
+        </w:r>
+        <w:r>
+          <w:rPr>
+            <w:b/>
+            <w:bCs/>
+            <w:sz w:val="18"/>
+            <w:szCs w:val="18"/>
+          </w:rPr>
+          <w:fldChar w:fldCharType="end"/>
+        </w:r>
+        <w:r>
+          <w:rPr>
+            <w:sz w:val="18"/>
+            <w:szCs w:val="18"/>
+          </w:rPr>
+          <w:t xml:space="preserve"> av </w:t>
+        </w:r>
+        <w:r>
+          <w:rPr>
+            <w:b/>
+            <w:bCs/>
+            <w:sz w:val="18"/>
+            <w:szCs w:val="18"/>
+          </w:rPr>
+          <w:fldChar w:fldCharType="begin"/>
+        </w:r>
+        <w:r>
+          <w:rPr>
+            <w:b/>
+            <w:bCs/>
+            <w:sz w:val="18"/>
+            <w:szCs w:val="18"/>
+          </w:rPr>
+          <w:instrText>NUMPAGES  \* Arabic  \* MERGEFORMAT</w:instrText>
+        </w:r>
+        <w:r>
+          <w:rPr>
+            <w:b/>
+            <w:bCs/>
+            <w:sz w:val="18"/>
+            <w:szCs w:val="18"/>
+          </w:rPr>
+          <w:fldChar w:fldCharType="separate"/>
+        </w:r>
+        <w:r>
+          <w:rPr>
+            <w:b/>
+            <w:bCs/>
+            <w:sz w:val="18"/>
+            <w:szCs w:val="18"/>
+          </w:rPr>
+          <w:t>2</w:t>
+        </w:r>
+        <w:r>
+          <w:rPr>
+            <w:b/>
+            <w:bCs/>
+            <w:sz w:val="18"/>
+            <w:szCs w:val="18"/>
+          </w:rPr>
+          <w:fldChar w:fldCharType="end"/>
+        </w:r>
+      </w:p>
+    </w:sdtContent>
+  </w:sdt>
+  <w:p>
+    <w:pPr>
+      <w:pStyle w:val="Header"/>
+    </w:pPr>
+  </w:p>
+</w:hdr>
 </file>
 
 <file path=word/numbering.xml><?xml version="1.0" encoding="utf-8"?>
@@ -4726,6 +6121,50 @@
       <w:szCs w:val="22"/>
     </w:rPr>
   </w:style>
+  <w:style w:type="paragraph" w:styleId="Header">
+    <w:name w:val="header"/>
+    <w:basedOn w:val="Normal"/>
+    <w:link w:val="HeaderChar"/>
+    <w:uiPriority w:val="99"/>
+    <w:unhideWhenUsed/>
+    <w:rsid w:val="001A08C0"/>
+    <w:pPr>
+      <w:tabs>
+        <w:tab w:val="center" w:pos="4536"/>
+        <w:tab w:val="right" w:pos="9072"/>
+      </w:tabs>
+      <w:spacing w:after="0" w:line="240" w:lineRule="auto"/>
+    </w:pPr>
+  </w:style>
+  <w:style w:type="character" w:customStyle="1" w:styleId="HeaderChar">
+    <w:name w:val="Header Char"/>
+    <w:basedOn w:val="DefaultParagraphFont"/>
+    <w:link w:val="Header"/>
+    <w:uiPriority w:val="99"/>
+    <w:rsid w:val="001A08C0"/>
+  </w:style>
+  <w:style w:type="paragraph" w:styleId="Footer">
+    <w:name w:val="footer"/>
+    <w:basedOn w:val="Normal"/>
+    <w:link w:val="FooterChar"/>
+    <w:uiPriority w:val="99"/>
+    <w:unhideWhenUsed/>
+    <w:rsid w:val="001A08C0"/>
+    <w:pPr>
+      <w:tabs>
+        <w:tab w:val="center" w:pos="4536"/>
+        <w:tab w:val="right" w:pos="9072"/>
+      </w:tabs>
+      <w:spacing w:after="0" w:line="240" w:lineRule="auto"/>
+    </w:pPr>
+  </w:style>
+  <w:style w:type="character" w:customStyle="1" w:styleId="FooterChar">
+    <w:name w:val="Footer Char"/>
+    <w:basedOn w:val="DefaultParagraphFont"/>
+    <w:link w:val="Footer"/>
+    <w:uiPriority w:val="99"/>
+    <w:rsid w:val="001A08C0"/>
+  </w:style>
 </w:styles>
 </file>
 
@@ -5042,4 +6481,24 @@
     </a:ext>
   </a:extLst>
 </a:theme>
+</file>
+
+<file path=word/webextensions/taskpanes.xml><?xml version="1.0" encoding="utf-8"?>
+<wetp:taskpanes xmlns:wetp="http://schemas.microsoft.com/office/webextensions/taskpanes/2010/11">
+  <wetp:taskpane dockstate="right" visibility="0" width="350" row="2">
+    <wetp:webextensionref xmlns:r="http://schemas.openxmlformats.org/officeDocument/2006/relationships" r:id="rId1"/>
+  </wetp:taskpane>
+</wetp:taskpanes>
+</file>
+
+<file path=word/webextensions/webextension1.xml><?xml version="1.0" encoding="utf-8"?>
+<we:webextension xmlns:we="http://schemas.microsoft.com/office/webextensions/webextension/2010/11" id="{49743C99-3F5D-4AC1-B5F0-18CEE7D68E43}">
+  <we:reference id="wa104380526" version="1.2.0.0" store="en-US" storeType="OMEX"/>
+  <we:alternateReferences>
+    <we:reference id="wa104380526" version="1.2.0.0" store="wa104380526" storeType="OMEX"/>
+  </we:alternateReferences>
+  <we:properties/>
+  <we:bindings/>
+  <we:snapshot xmlns:r="http://schemas.openxmlformats.org/officeDocument/2006/relationships"/>
+</we:webextension>
 </file>